--- a/NAR_MANUSCRIPT_REVISED_v3.0.docx
+++ b/NAR_MANUSCRIPT_REVISED_v3.0.docx
@@ -159,7 +159,7 @@
         <w:pStyle w:val="FirstParagraph"/>
       </w:pPr>
       <w:r>
-        <w:t xml:space="preserve">Multiple sequence alignment (MSA) scales poorly with dataset size and introduces systematic errors under insertions and deletions (indels), yet alignment-free methods have historically underperformed MSA-based maximum likelihood (ML) approaches. We present Fusang: Tardigrade Edition, an alignment-free phylogenetics tool that infers trees directly from unaligned input — with automatic parameter selection, a multi-k distance ensemble that removes manual k choice, and a random-forest boundary classifier that maps its domain of applicability. Its inference engine, k-mer frequency vector cosine distances (spaced and contiguous patterns, systematically evaluated here), matches FastTree2 on simulated indel-rich data (n=200, indel rate=0.02: nRF=0.080±0.016 vs 0.084±0.019, 112 seeds, Wilcoxon p=0.052), while MSA methods retain a significant advantage on clean data at n≥500 (p&lt;0.001). The multi-k ensemble reduces topological error under indel-rich coalescent simulation (nRF=0.583±0.044 vs 0.743±0.046 single-k, 30 seeds, p&lt;0.0001) and outperforms MAFFT+FastTree2 on the same benchmark (p=0.024; borderline after Bonferroni correction, p_adj=0.071). On a real indel-rich mitochondrial benchmark (25 genomes, 9.1% gaps), the ensemble reaches the community-benchmark ceiling — nRF=0.045, matched by MSA+ML and all best published alignment-free methods on this single small dataset. Under indels, MinHash (Mash) and k-mer cosine distances degrade comparably (1.93× vs 1.97×). Cross-domain validation on 11 SwissTree protein families confirms k-mer frequency methods outperform context-matching by 1.5× (p=0.006). The boundary classifier separates homogeneous from structured datasets (88/88 simulated scenarios). Fusang infers trees for 10,000 taxa in under a minute on a 4-core workstation, with pre-compiled binaries for Windows and Linux.</w:t>
+        <w:t xml:space="preserve">Multiple sequence alignment (MSA) scales poorly with dataset size and introduces systematic errors under insertions and deletions (indels), yet alignment-free methods have historically underperformed MSA-based maximum likelihood (ML) approaches. We present Fusang: Tardigrade Edition, an alignment-free phylogenetics tool that infers trees directly from unaligned input — with automatic parameter selection, a multi-k distance ensemble that removes manual k choice, and a random-forest boundary classifier that maps its domain of applicability. Its inference engine, k-mer frequency vector cosine distances (spaced and contiguous patterns, systematically evaluated here), matches FastTree2 on simulated indel-rich data (n=200, indel rate=0.02: nRF=0.080±0.016 vs 0.085±0.025, 112 seeds, Wilcoxon p=0.052), while MSA methods retain a significant advantage on clean data at n≥500 (p&lt;0.001). The multi-k ensemble reduces topological error under indel-rich coalescent simulation (nRF=0.583±0.044 vs 0.743±0.046 single-k, 30 seeds, p&lt;0.0001) and outperforms MAFFT+FastTree2 on the same benchmark (p=0.024; borderline after Bonferroni correction, p_adj=0.071). On a real indel-rich mitochondrial benchmark (25 genomes, 9.1% gaps), the ensemble reaches the community-benchmark ceiling — nRF=0.045, matched by MSA+ML and all best published alignment-free methods on this single small dataset. Under indels, MinHash (Mash) and k-mer cosine distances degrade comparably (1.93× vs 1.97×). Cross-domain validation on 11 SwissTree protein families confirms k-mer frequency methods outperform context-matching by 1.5× (p=0.006). The boundary classifier separates homogeneous from structured datasets (88/88 simulated scenarios). Fusang infers trees for 10,000 taxa in under a minute on a 4-core workstation, with pre-compiled binaries for Windows and Linux.</w:t>
       </w:r>
     </w:p>
     <w:p>
@@ -323,7 +323,7 @@
         <w:t xml:space="preserve"> </w:t>
       </w:r>
       <w:r>
-        <w:t xml:space="preserve">Fusang maintains competitive accuracy under indels (TRUE-relative nRF=0.080±0.016 vs FastTree2 nRF=0.084±0.019, paired Wilcoxon p=0.052, 112 seeds, borderline). Under indels, both Mash (MinHash) and k-mer cosine distances degrade severely relative to clean baselines (1.93× vs 1.97×), with cosine distances retaining marginally lower absolute error (nRF=0.742 vs 0.762, 30 seeds). Cross-domain validation on protein families confirms k-mer frequency methods outperform context-matching by 1.5× (p=0.006).</w:t>
+        <w:t xml:space="preserve">Fusang maintains competitive accuracy under indels (TRUE-relative nRF=0.080±0.016 vs FastTree2 nRF=0.085±0.025, paired Wilcoxon p=0.052, 112 seeds, borderline). Under indels, both Mash (MinHash) and k-mer cosine distances degrade severely relative to clean baselines (1.93× vs 1.97×), with cosine distances retaining marginally lower absolute error (nRF=0.742 vs 0.762, 30 seeds). Cross-domain validation on protein families confirms k-mer frequency methods outperform context-matching by 1.5× (p=0.006).</w:t>
       </w:r>
     </w:p>
     <w:p>
@@ -2579,7 +2579,7 @@
         <w:pStyle w:val="FirstParagraph"/>
       </w:pPr>
       <w:r>
-        <w:t xml:space="preserve">The accuracy ranking between Fusang and MSA-based methods changes under indels (Figure 1). On clean data, MSA methods hold a marginal advantage. As indel rate increases, MSA accuracy degrades systematically while Fusang’s alignment-free distances remain more robust. The Fusang advantage grows monotonically with indel rate: from tie at 0.005 to a 13.2% advantage at indel=0.05 (Table 3). At the biologically realistic indel rate of 0.02, Fusang approaches FastTree2 accuracy (TRUE-relative nRF: Fusang 0.080 ± 0.016 vs FastTree2 0.084 ± 0.019, 112 seeds, paired Wilcoxon p=0.052).</w:t>
+        <w:t xml:space="preserve">The accuracy ranking between Fusang and MSA-based methods changes under indels (Figure 1). On clean data, MSA methods hold a marginal advantage. As indel rate increases, MSA accuracy degrades systematically while Fusang’s alignment-free distances remain more robust. The Fusang advantage grows monotonically with indel rate: from tie at 0.005 to a 13.2% advantage at indel=0.05 (Table 3). At the biologically realistic indel rate of 0.02, Fusang approaches FastTree2 accuracy (TRUE-relative nRF: Fusang 0.080 ± 0.016 vs FastTree2 0.085 ± 0.025, 112 seeds, paired Wilcoxon p=0.052).</w:t>
       </w:r>
     </w:p>
     <w:p>
@@ -2751,7 +2751,7 @@
               <w:pStyle w:val="Compact"/>
             </w:pPr>
             <w:r>
-              <w:t xml:space="preserve">0.084</w:t>
+              <w:t xml:space="preserve">0.085</w:t>
             </w:r>
           </w:p>
         </w:tc>
@@ -2809,7 +2809,7 @@
         <w:pStyle w:val="BodyText"/>
       </w:pPr>
       <w:r>
-        <w:t xml:space="preserve">The Fusang advantage increases with indel rate across the tested range (0.005–0.05). At indel=0.05, Fusang achieves a 13.2% relative advantage (nRF 0.066 vs 0.076), while at biologically typical rates (0.01–0.02) the advantage is modest (+4.5–4.8%). Real biological indel rates typically fall in the 0.01–0.05 range [27,28] — a regime where Fusang’s robustness provides measurable benefit. The monotonic trend suggests Fusang’s advantage may further increase at higher indel rates (&gt;0.05), though phylogenetic signal eventually degrades for all methods.</w:t>
+        <w:t xml:space="preserve">The Fusang advantage increases with indel rate across the tested range (0.005–0.05). At indel=0.05, Fusang achieves a 13.2% relative advantage (nRF 0.066 vs 0.076), while at biologically typical rates (0.01–0.02) the advantage is modest (+4.5–5.9%). Real biological indel rates typically fall in the 0.01–0.05 range [27,28] — a regime where Fusang’s robustness provides measurable benefit. The monotonic trend suggests Fusang’s advantage may further increase at higher indel rates (&gt;0.05), though phylogenetic signal eventually degrades for all methods.</w:t>
       </w:r>
     </w:p>
     <w:bookmarkEnd w:id="35"/>
@@ -2865,7 +2865,7 @@
         <w:t xml:space="preserve">Overall (112 seeds, both methods evaluated against the simulated ground-truth tree)</w:t>
       </w:r>
       <w:r>
-        <w:t xml:space="preserve">: Fusang nRF=0.080 ± 0.016 vs FastTree2 nRF=0.084 ± 0.019; Cohen’s d=−0.20 [95% CI: −0.42, 0.02]; Fusang lower nRF in 60/112 seeds (53.6%)</w:t>
+        <w:t xml:space="preserve">: Fusang nRF=0.080 ± 0.016 vs FastTree2 nRF=0.085 ± 0.025; Cohen’s d=−0.20 [95% CI: −0.42, 0.02]; Fusang lower nRF in 60/112 seeds (53.6%)</w:t>
       </w:r>
     </w:p>
     <w:p>
@@ -2881,7 +2881,7 @@
         <w:pStyle w:val="BodyText"/>
       </w:pPr>
       <w:r>
-        <w:t xml:space="preserve">The per-seed nRF distributions reveal that Fusang’s standard deviation (σ=0.016) is comparable to FastTree2’s (σ=0.019), indicating stable performance across replicates. This contrasts with earlier DCM-based results that showed substantially larger Fusang variance due to EPA grafting instability.</w:t>
+        <w:t xml:space="preserve">The per-seed nRF distributions reveal that Fusang’s standard deviation (σ=0.016) is comparable to FastTree2’s (σ=0.025), indicating stable performance across replicates. This contrasts with earlier DCM-based results that showed substantially larger Fusang variance due to EPA grafting instability.</w:t>
       </w:r>
     </w:p>
     <w:bookmarkEnd w:id="36"/>
@@ -10064,7 +10064,7 @@
         <w:t xml:space="preserve"> </w:t>
       </w:r>
       <w:r>
-        <w:t xml:space="preserve">Indel robustness advantage. (A) nRF vs indel rate for Fusang (simplified pipeline, k=5,gap2), FastTree2, and RAxML-NG at n=200. Shaded regions: ±1 SD. (B) Relative Fusang advantage over FastTree2, growing monotonically from tie at indel=0.005 to 13.2% at indel=0.05. (C) Conceptual illustration: spaced k-mers (green) skip over small indels while contiguous k-mers (red) are disrupted by length variation.</w:t>
+        <w:t xml:space="preserve">Indel robustness advantage. (A) nRF vs indel rate for Fusang (simplified pipeline, k=5,gap2) and FastTree2 at n=200 (Table 3 values). (B) Relative Fusang advantage over FastTree2, growing monotonically from tie at indel=0.005 to 13.2% at indel=0.05. (C) Conceptual illustration: spaced k-mers (green) skip over small indels while contiguous k-mers (red) are disrupted by length variation. (D) Method comparison at indel rate=0.02 (nRF vs true simulated tree, mean ± SD): Fusang (0.080±0.016, 112 seeds), FastTree2 (0.085±0.025, 112 seeds), IQ-TREE2 GTR (0.147±0.027, 121 seeds), Mash (0.762±0.036, 30 seeds).</w:t>
       </w:r>
     </w:p>
     <w:p>
@@ -10082,7 +10082,7 @@
         <w:t xml:space="preserve"> </w:t>
       </w:r>
       <w:r>
-        <w:t xml:space="preserve">130-seed statistical benchmark. (A) Violin plots of nRF distributions for Fusang simplified pipeline and FastTree2 on n=200 indel data (indel rate=0.02). Horizontal bars: median and IQR. (B) Per-seed nRF differences (Fusang − FastTree2), with the per-seed range [−0.03, 0.46] shown as reference bounds (minimum and maximum observed difference across 112 valid seeds after outlier exclusion). Positive difference indicates Fusang better (lower nRF). (C) Cumulative distribution of seed-wise outcomes: Fusang wins in 69 of 120 seeds with valid trees (57.5%); after excluding 8 outlier seeds (7 catastrophic nRF&gt;0.3 + 1 paired exclusion), Fusang wins in 60/112 (53.6%).</w:t>
+        <w:t xml:space="preserve">130-seed statistical benchmark. (A) Violin plots of nRF distributions for the Fusang simplified pipeline and FastTree2 on n=200 indel data (indel rate=0.02; 112 seeds after excluding 8 outlier seeds with nRF&gt;0.3), with per-seed points overlaid. (B) Sorted per-seed paired differences (FT2 − Fusang; positive = Fusang better); observed range [−0.056, 0.165], Fusang better in 60/112 seeds. (C) Cumulative win rate across the seed set: 61/120 (50.8%) on all valid paired trees, stabilizing at 60/112 (53.6%) after outlier exclusion. (D) Histogram of paired differences (FT2 − Fusang); Wilcoxon p=0.052, paired Cohen’s d=+0.20.</w:t>
       </w:r>
     </w:p>
     <w:p>
@@ -10100,7 +10100,7 @@
         <w:t xml:space="preserve"> </w:t>
       </w:r>
       <w:r>
-        <w:t xml:space="preserve">Pipeline ablation and DCM degradation. (A) Step-by-step nRF tracing from simplified pipeline through DCM stages. (B) Schematic of simplified vs DCM pipeline architectures with accuracy annotations. (C) EPA grafting error illustration.</w:t>
+        <w:t xml:space="preserve">Pipeline ablation and DCM degradation. (A) Step-by-step nRF tracing from the simplified pipeline through DCM stages (single illustrative seed: simplified 0.005 vs full DCM 0.388; multi-seed EPA grafting degradation 0.014±0.003). (B) Schematic of simplified vs DCM+EPA pipeline architectures; the adaptive switch is controlled by SIMPLE_THRESHOLD=500. (C) EPA grafting error illustration: subtrees with internal structure grafted onto a fixed backbone accumulate topological errors. (D) Empirical basis of the threshold: at n=1000 (seeds 401–405) DCM outperforms the simplified pipeline (nRF 0.084 vs 0.092); an earlier threshold of 2,000 caused an accuracy regression (DCM 0.088 vs simplified 0.107) and was reverted.</w:t>
       </w:r>
     </w:p>
     <w:p>
@@ -10118,7 +10118,7 @@
         <w:t xml:space="preserve"> </w:t>
       </w:r>
       <w:r>
-        <w:t xml:space="preserve">Spaced k-mer parameter optimization. (A) nRF heatmap: k (3–8) × gap (0–4) at n=200. (B) Adaptive parameter selection logic: n≤100→k=4,gap1; n&gt;100→k=5,gap2. (C) Stability validation across 5 repeats per scale.</w:t>
+        <w:t xml:space="preserve">Spaced k-mer parameter optimization. (A) nRF heatmap: k (4–8) × gap (0–3) at n=200; the red box marks the default k=5,gap2. (B) Adaptive parameter selection logic: n≤100→k=4,gap1; n&gt;100→k=5,gap2; genome scale (&gt;&gt;1 kb)→multi-k ensemble (k=5 saturates its 1,024 possible 5-mers). (C) Stability validation: 5/5 repeats returned identical k,gap selections at every scale (n=20–500), with nRF deviation &lt;0.005 across repeats. (D) Multi-k ensemble (k=5,7,9) vs default spaced k=5,gap2 on two independent seed sets: no advantage on set A (n=27, d=−0.22, p=0.30), significant advantage on set B (n=30, d=+0.53, p=0.006); pooled (n=57): d=−0.17, p=0.19 — no general advantage at L=500 bp.</w:t>
       </w:r>
     </w:p>
     <w:p>
@@ -10136,7 +10136,7 @@
         <w:t xml:space="preserve"> </w:t>
       </w:r>
       <w:r>
-        <w:t xml:space="preserve">Scalability and cross-platform deployment. (A) Wall-clock time vs n on a 4-core workstation. Dashed line: O(n² log n) scaling. (B) Windows-native FastME vs WSL overhead comparison.</w:t>
+        <w:t xml:space="preserve">Scalability and cross-platform deployment. (A) Wall-clock time vs n on a 4-core workstation (log–log; Table 11), with MAFFT+RAxML-NG runtimes for comparison; dotted line: O(n² log n) reference anchored at n=10,000 (54.4 s). (B) FastME BIONJ+BNNI vs NJ tree-building time: 3.5×, 15.1×, and 28.8× speedup at n=200, 500, and 1000. (C) Peak RAM vs n: below 1 GB even at n=10,000, where DCM caps memory by bounding subtree size (50 subtrees of 200 taxa). (D) Cross-platform deployment: bundled Windows (725 KB PE32+) and Linux FastME binaries, bit-identical results across platforms, automatic binary discovery (bundled native exe → WSL install → system PATH).</w:t>
       </w:r>
     </w:p>
     <w:p>
@@ -10154,7 +10154,7 @@
         <w:t xml:space="preserve"> </w:t>
       </w:r>
       <w:r>
-        <w:t xml:space="preserve">Real data validation and comparison with Fusang v1. (A) 16S rRNA tree with NCBI taxonomic annotations. (B) Pairwise tree distance by taxonomic rank, showing order-level significance (p&lt;0.01). (C) Fusang v1 vs Tardigrade Edition comparison: architecture, scalability, accuracy, and deployment.</w:t>
+        <w:t xml:space="preserve">Real-data validation. (A) Fusang 16S rRNA tree (73 taxa, k=5,gap2; 1.2 s without alignment); tip points coloured by phylum; red brackets mark known sister pairs (Escherichia coli/Salmonella enterica, Bacillus subtilis/Geobacillus kaustophilus) recovered within monophyletic clades. (B) Phylogenetic signal by taxonomic rank: same-rank tree-distance reduction of 12.6% at order (p&lt;0.01) and 4.6% at phylum (p&lt;0.05); family-level labels were not retained in the archived metadata (original analysis shown; verification rerun on the archived 73-taxon tree: order 7.3%, p=0.027; phylum 3.8%, p=0.003). (C) Fusang v1 vs Tardigrade Edition: representation, scalability, speed, deployment, and indel handling. (D) Gene-length DNA benchmark: 13 mitochondrial loci (168–1,866 bp) from 25 fish genomes; Fusang multi-k vs FastTree2 topological agreement (nRF) improves with locus length (mean 0.373 at ≥1 kb loci vs 0.591 at the three shortest loci; overall 0.451±0.127).</w:t>
       </w:r>
     </w:p>
     <w:p>

--- a/NAR_MANUSCRIPT_REVISED_v3.0.docx
+++ b/NAR_MANUSCRIPT_REVISED_v3.0.docx
@@ -7273,7 +7273,7 @@
               <w:jc w:val="center"/>
             </w:pPr>
             <w:r>
-              <w:t xml:space="preserve">n/a ³</w:t>
+              <w:t xml:space="preserve">0.542 ³</w:t>
             </w:r>
           </w:p>
         </w:tc>
@@ -7529,7 +7529,7 @@
         <w:t xml:space="preserve"> </w:t>
       </w:r>
       <w:r>
-        <w:t xml:space="preserve">³ kmacs (single-threaded) did not complete on the 27 × ~4.6 Mb dataset within our single-workstation compute budget (&gt;40 min without producing a distance matrix); Mash and the published AFproject leaderboard provide the genome-scale comparators for this dataset.</w:t>
+        <w:t xml:space="preserve">³ kmacs (single-threaded) required 9.25 hours to compute the distance matrix for the 27 × ~4.6 Mb dataset — versus 10 s for Mash and ~4 min for the full k-mer cosine k-scan — and the resulting tree (nRF=0.542) does not beat the k-mer cosine plateau (0.500) on this dataset. Mash and the published AFproject leaderboard remain the stronger genome-scale comparators here.</w:t>
       </w:r>
     </w:p>
     <w:p>
@@ -7600,7 +7600,7 @@
         <w:t xml:space="preserve"> </w:t>
       </w:r>
       <w:r>
-        <w:t xml:space="preserve">On the 27-genome dataset (within-species divergence, recombination and gene gain/loss dominate over substitution), k-mer cosine plateaus at nRF=0.50 for all k≥9 and all multi-k variants, whereas Mash reaches 0.208 (our run) / 0.12 (published), and anchor-based methods reach 0.08 (published andi, Co-phylog, phylonium). At within-species identity, the frequency-vector difference between genomes is dominated by the conserved background, while anchor- and sketch-based distances (shared k-mer fractions, average common substrings) remain sensitive to the small divergent fraction. We conclude that k-mer cosine distances are the method of choice for moderate-to-deep divergence (gene families across genera to phyla, organelle genomes, the simulated 5%-substitution regime), and recommend anchor-based or MinHash methods for strain-level bacterial collections — a boundary that complements the 16S structured-gene boundary reported above.</w:t>
+        <w:t xml:space="preserve">On the 27-genome dataset (within-species divergence, recombination and gene gain/loss dominate over substitution), k-mer cosine plateaus at nRF=0.50 for all k≥9 and all multi-k variants, and kmacs (k=3; 9.25 h runtime) performs no better (nRF=0.542), whereas Mash reaches 0.208 (our run) / 0.12 (published), and anchor-based methods reach 0.08 (published andi, Co-phylog, phylonium). At within-species identity, the frequency-vector difference between genomes is dominated by the conserved background, while anchor- and sketch-based distances (shared k-mer fractions, average common substrings) remain sensitive to the small divergent fraction — note that kmacs, despite being substring-based, also fails to exploit this fraction at its gene-scale k=3 configuration. We conclude that k-mer cosine distances are the method of choice for moderate-to-deep divergence (gene families across genera to phyla, organelle genomes, the simulated 5%-substitution regime), and recommend anchor-based or MinHash methods for strain-level bacterial collections — a boundary that complements the 16S structured-gene boundary reported above.</w:t>
       </w:r>
     </w:p>
     <w:bookmarkEnd w:id="46"/>

--- a/NAR_MANUSCRIPT_REVISED_v3.0.docx
+++ b/NAR_MANUSCRIPT_REVISED_v3.0.docx
@@ -8413,7 +8413,7 @@
         <w:t xml:space="preserve"> </w:t>
       </w:r>
       <w:r>
-        <w:t xml:space="preserve">Full k-mer parameter grid search: nRF as a function of k (3–8) and gap (0–4) at n=50, 100, 200, 500, 1000.</w:t>
+        <w:t xml:space="preserve">Full k-mer parameter grid search. (A–E) nRF heatmaps (k=4–8 × gap 0–3) at n=50, 100, 200, 500, and 1000; the best configuration per scale is marked with an asterisk. (F) nRF vs dataset size for the default k=5,gap2 and the best per-n configuration.</w:t>
       </w:r>
     </w:p>
     <w:p>
@@ -8431,7 +8431,7 @@
         <w:t xml:space="preserve"> </w:t>
       </w:r>
       <w:r>
-        <w:t xml:space="preserve">Dimensionality vs accuracy: nRF vs feature vector dimension for different (k,gap) combinations, showing 1024-dim (k=5,gap2) outperforms 65536-dim (k=8, contiguous).</w:t>
+        <w:t xml:space="preserve">Dimensionality vs accuracy. (A–E) nRF vs feature vector dimension (4^k) for each gap pattern at n=50–1000, showing 1024-dim (k=5,gap2) outperforming 65536-dim (k=8, contiguous). (F) nRF vs dataset size at k=5 for each gap pattern.</w:t>
       </w:r>
     </w:p>
     <w:p>
@@ -8449,7 +8449,7 @@
         <w:t xml:space="preserve"> </w:t>
       </w:r>
       <w:r>
-        <w:t xml:space="preserve">DCM degradation trace: step-by-step nRF from simplified pipeline (0.005, illustrative single seed) through TF-IDF (0.030), DCM+NJ recovery (0.005), to full DCM+EPA (0.388).</w:t>
+        <w:t xml:space="preserve">DCM degradation trace and analysis. (A) Stage-by-stage nRF trace on a single illustrative seed (n=200, seed=42, clean): simplified pipeline 0.005, TF-IDF 0.030, DCM+NJ recovery 0.005, DCM+FastME 0.013, full DCM+EPA 0.388. (B) Simplified pipeline multi-seed validation (10 seeds, 0.014±0.003) vs full DCM. (C) Schematic of the DCM pipeline with EPA grafting identified as the primary error source. (D) nRF stability across scales including the DCM regime (clean coalescent, 5 seeds per scale).</w:t>
       </w:r>
     </w:p>
     <w:p>
@@ -8467,7 +8467,7 @@
         <w:t xml:space="preserve"> </w:t>
       </w:r>
       <w:r>
-        <w:t xml:space="preserve">130-seed benchmark distributions: violin plots of nRF distributions for Fusang and FastTree2 on n=200 indel data (indel rate=0.02).</w:t>
+        <w:t xml:space="preserve">130-seed indel benchmark: distributions and outlier analysis. (A) nRF violins for all 120 paired seeds (outliers visible). (B) Per-seed Fusang vs FastTree2 scatter with the nRF&gt;0.3 exclusion rule (8 excluded seeds in red). (C) Sorted paired differences for all 120 seeds, showing that 8 catastrophic outliers drive the long tails. (D) Histogram of paired differences after exclusion (112 seeds; Wilcoxon p=0.052, paired d=+0.20, Fusang better in 60/112).</w:t>
       </w:r>
     </w:p>
     <w:p>
@@ -8485,7 +8485,7 @@
         <w:t xml:space="preserve"> </w:t>
       </w:r>
       <w:r>
-        <w:t xml:space="preserve">Real 16S rRNA validation (74 taxa): Fusang tree topology with major phylum-level groupings indicated.</w:t>
+        <w:t xml:space="preserve">Real 16S rRNA validation (73–74 taxa). (A) Taxonomic-rank signal in the original analysis (74 taxa) and in a verification rerun on the archived 73-taxon tree. (B) Fusang tree (k=5,gap2) with phylum-coloured tips. (C) FastTree2 tree (MAFFT+ML) with identical colouring for direct comparison. (D) Recovery against NCBI taxonomy: monophyletic-group recovery (8/12 vs 10/12) and nRF vs taxonomy (0.68 vs 0.45; descriptive).</w:t>
       </w:r>
     </w:p>
     <w:p>
@@ -8503,7 +8503,7 @@
         <w:t xml:space="preserve"> </w:t>
       </w:r>
       <w:r>
-        <w:t xml:space="preserve">Effect size analysis: Cohen’s d with 95% bootstrap CI for Fusang vs FastTree2 across benchmarks (130-seed, n=500, n=1000), and BAliBASE per-family nRF distribution.</w:t>
+        <w:t xml:space="preserve">Effect size analysis across benchmarks. (A) Cohen’s d with 95% bootstrap CI for Fusang vs FastTree2 (indel n=200, 130 valid seeds; clean n=500 and n=1000, 30 seeds; orientation: FT2 − Fusang, positive = Fusang better). (B) Paired Cohen’s d against alignment-free competitors and ablations (Co-phylog, kmacs, IQ-TREE2, SwissTree, multi-k L1 vs L0). (C) BAliBASE v3.0 per-family nRF vs FastTree2 (20 protein families; median 0.445; 65% below 0.5). (D) Bootstrap distribution of the 112-seed paired mean difference (10,000 resamples).</w:t>
       </w:r>
     </w:p>
     <w:p>
@@ -8521,7 +8521,7 @@
         <w:t xml:space="preserve"> </w:t>
       </w:r>
       <w:r>
-        <w:t xml:space="preserve">Multi-k distance ensemble: per-seed nRF comparison between original k=5 gap2 and ensemble (k=5,7,9 average), n=200 indel data (30 seeds).</w:t>
+        <w:t xml:space="preserve">Multi-k distance ensemble: per-seed analysis. (A) Per-seed scatter of default spaced k=5,gap2 vs ensemble (k=5,7,9 average) on n=200 indel data (seed set B, 30 seeds). (B) Configuration comparison on seed set B (mean ± SD). (C) Sorted per-seed differences on seed set B (d=+0.53, Wilcoxon p=0.006). (D) Sorted per-seed differences on the independent seed set A (27 seeds, d=−0.22, p=0.30), illustrating seed-set dependence of the ensemble effect.</w:t>
       </w:r>
     </w:p>
     <w:p>
@@ -10118,7 +10118,7 @@
         <w:t xml:space="preserve"> </w:t>
       </w:r>
       <w:r>
-        <w:t xml:space="preserve">Spaced k-mer parameter optimization. (A) nRF heatmap: k (4–8) × gap (0–3) at n=200; the red box marks the default k=5,gap2. (B) Adaptive parameter selection logic: n≤100→k=4,gap1; n&gt;100→k=5,gap2; genome scale (&gt;&gt;1 kb)→multi-k ensemble (k=5 saturates its 1,024 possible 5-mers). (C) Stability validation: 5/5 repeats returned identical k,gap selections at every scale (n=20–500), with nRF deviation &lt;0.005 across repeats. (D) Multi-k ensemble (k=5,7,9) vs default spaced k=5,gap2 on two independent seed sets: no advantage on set A (n=27, d=−0.22, p=0.30), significant advantage on set B (n=30, d=+0.53, p=0.006); pooled (n=57): d=−0.17, p=0.19 — no general advantage at L=500 bp.</w:t>
+        <w:t xml:space="preserve">Spaced k-mer parameter optimization. (A) nRF heatmap: k (4–8) × gap (0–3) at n=200; the red box marks the default k=5,gap2. (B) Adaptive parameter selection logic: n≤100→k=4,gap1; n&gt;100→k=5,gap2; genome scale (&gt;&gt;1 kb)→multi-k ensemble (k=5 saturates its 1,024 possible 5-mers). (C) Adaptive k,gap selection as a function of dataset size n: k=4,gap1 up to n=100 and k=5,gap2 beyond; 5/5 repeats returned identical selections at every scale (n=20–500), with nRF deviation &lt;0.005 across repeats. (D) Multi-k ensemble (k=5,7,9) vs default spaced k=5,gap2 on two independent seed sets: no advantage on set A (n=27, d=−0.22, p=0.30), significant advantage on set B (n=30, d=+0.53, p=0.006); pooled (n=57): d=−0.17, p=0.19 — no general advantage at L=500 bp.</w:t>
       </w:r>
     </w:p>
     <w:p>
@@ -10136,7 +10136,7 @@
         <w:t xml:space="preserve"> </w:t>
       </w:r>
       <w:r>
-        <w:t xml:space="preserve">Scalability and cross-platform deployment. (A) Wall-clock time vs n on a 4-core workstation (log–log; Table 11), with MAFFT+RAxML-NG runtimes for comparison; dotted line: O(n² log n) reference anchored at n=10,000 (54.4 s). (B) FastME BIONJ+BNNI vs NJ tree-building time: 3.5×, 15.1×, and 28.8× speedup at n=200, 500, and 1000. (C) Peak RAM vs n: below 1 GB even at n=10,000, where DCM caps memory by bounding subtree size (50 subtrees of 200 taxa). (D) Cross-platform deployment: bundled Windows (725 KB PE32+) and Linux FastME binaries, bit-identical results across platforms, automatic binary discovery (bundled native exe → WSL install → system PATH).</w:t>
+        <w:t xml:space="preserve">Scalability and cross-platform deployment. (A) Wall-clock time vs n on a 4-core workstation (log–log; Table 11), with MAFFT+RAxML-NG runtimes for comparison; dotted line: O(n² log n) reference anchored at n=10,000 (54.4 s). (B) FastME BIONJ+BNNI vs NJ tree-building time: 3.5×, 15.1×, and 28.8× speedup at n=200, 500, and 1000. (C) Peak RAM vs n: below 1 GB even at n=10,000, where DCM caps memory by bounding subtree size (50 subtrees of 200 taxa). (D) FastME binary discovery cascade: bundled native binary → WSL install → system PATH, with an NJ fallback; the Windows-native and Linux binaries produce bit-identical trees.</w:t>
       </w:r>
     </w:p>
     <w:p>
@@ -10154,7 +10154,7 @@
         <w:t xml:space="preserve"> </w:t>
       </w:r>
       <w:r>
-        <w:t xml:space="preserve">Real-data validation. (A) Fusang 16S rRNA tree (73 taxa, k=5,gap2; 1.2 s without alignment); tip points coloured by phylum; red brackets mark known sister pairs (Escherichia coli/Salmonella enterica, Bacillus subtilis/Geobacillus kaustophilus) recovered within monophyletic clades. (B) Phylogenetic signal by taxonomic rank: same-rank tree-distance reduction of 12.6% at order (p&lt;0.01) and 4.6% at phylum (p&lt;0.05); family-level labels were not retained in the archived metadata (original analysis shown; verification rerun on the archived 73-taxon tree: order 7.3%, p=0.027; phylum 3.8%, p=0.003). (C) Fusang v1 vs Tardigrade Edition: representation, scalability, speed, deployment, and indel handling. (D) Gene-length DNA benchmark: 13 mitochondrial loci (168–1,866 bp) from 25 fish genomes; Fusang multi-k vs FastTree2 topological agreement (nRF) improves with locus length (mean 0.373 at ≥1 kb loci vs 0.591 at the three shortest loci; overall 0.451±0.127).</w:t>
+        <w:t xml:space="preserve">Real-data validation. (A) Fusang 16S rRNA tree (73 taxa, k=5,gap2; 1.2 s without alignment); tip points coloured by phylum; red brackets mark known sister pairs (Escherichia coli/Salmonella enterica, Bacillus subtilis/Geobacillus kaustophilus) recovered within monophyletic clades. (B) Phylogenetic signal by taxonomic rank: same-rank tree-distance reduction of 12.6% at order (p&lt;0.01) and 4.6% at phylum (p&lt;0.05); family-level labels were not retained in the archived metadata (original analysis shown; verification rerun on the archived 73-taxon tree: order 7.3%, p=0.027; phylum 3.8%, p=0.003). (C) Architectural evolution from Fusang v1 (deep learning, GPU-dependent, ≤40 taxa) to the Tardigrade Edition (k-mer frequency vectors, CPU-only, 10,000+ taxa); inset: maximum dataset size on a log scale. (D) Gene-length DNA benchmark: 13 mitochondrial loci (168–1,866 bp) from 25 fish genomes; Fusang multi-k vs FastTree2 topological agreement (nRF) improves with locus length (mean 0.373 at ≥1 kb loci vs 0.591 at the three shortest loci; overall 0.451±0.127).</w:t>
       </w:r>
     </w:p>
     <w:p>
